--- a/proactive-business-english-a1-sy/out/PBE-A1-B1-SY_Unit01_StudentsBook.docx
+++ b/proactive-business-english-a1-sy/out/PBE-A1-B1-SY_Unit01_StudentsBook.docx
@@ -595,8 +595,36 @@
                 <w:sz w:val="22"/>
                 <w:szCs w:val="22"/>
               </w:rPr>
-              <w:t xml:space="preserve"> (23) — the trade counter.   ·   </w:t>
-            </w:r>
+              <w:t xml:space="preserve"> (23) — the trade counter.</w:t>
+            </w:r>
+          </w:p>
+          <w:p>
+            <w:pPr>
+              <w:spacing w:after="60"/>
+            </w:pPr>
+            <w:r>
+              <w:rPr>
+                <w:rFonts w:ascii="Calibri" w:cs="Calibri" w:eastAsia="Calibri" w:hAnsi="Calibri"/>
+                <w:b/>
+                <w:bCs/>
+                <w:sz w:val="22"/>
+                <w:szCs w:val="22"/>
+              </w:rPr>
+              <w:t xml:space="preserve">Samih Qassar</w:t>
+            </w:r>
+            <w:r>
+              <w:rPr>
+                <w:rFonts w:ascii="Calibri" w:cs="Calibri" w:eastAsia="Calibri" w:hAnsi="Calibri"/>
+                <w:sz w:val="22"/>
+                <w:szCs w:val="22"/>
+              </w:rPr>
+              <w:t xml:space="preserve"> (24) — the other storeman. Two years here. He counts the back store on Mondays.</w:t>
+            </w:r>
+          </w:p>
+          <w:p>
+            <w:pPr>
+              <w:spacing w:after="60"/>
+            </w:pPr>
             <w:r>
               <w:rPr>
                 <w:rFonts w:ascii="Calibri" w:cs="Calibri" w:eastAsia="Calibri" w:hAnsi="Calibri"/>
